--- a/artifacts/Distributional_Fairness.docx
+++ b/artifacts/Distributional_Fairness.docx
@@ -1659,7 +1659,7 @@
                 <w:szCs w:val="16"/>
                 <w:color w:val="000000"/>
               </w:rPr>
-              <w:t xml:space="preserve">0</w:t>
+              <w:t xml:space="preserve">0.195</w:t>
             </w:r>
           </w:p>
         </w:tc>
@@ -1714,7 +1714,7 @@
                 <w:szCs w:val="16"/>
                 <w:color w:val="000000"/>
               </w:rPr>
-              <w:t xml:space="preserve">0.195</w:t>
+              <w:t xml:space="preserve">0</w:t>
             </w:r>
           </w:p>
         </w:tc>

--- a/artifacts/Distributional_Fairness.docx
+++ b/artifacts/Distributional_Fairness.docx
@@ -580,7 +580,7 @@
                 <w:szCs w:val="14"/>
                 <w:color w:val="000000"/>
               </w:rPr>
-              <w:t xml:space="preserve">-2.283</w:t>
+              <w:t xml:space="preserve">-1.999</w:t>
             </w:r>
           </w:p>
         </w:tc>
@@ -635,7 +635,7 @@
                 <w:szCs w:val="14"/>
                 <w:color w:val="000000"/>
               </w:rPr>
-              <w:t xml:space="preserve">-0.139</w:t>
+              <w:t xml:space="preserve">-0.119</w:t>
             </w:r>
           </w:p>
         </w:tc>
@@ -690,7 +690,7 @@
                 <w:szCs w:val="14"/>
                 <w:color w:val="000000"/>
               </w:rPr>
-              <w:t xml:space="preserve">0.141</w:t>
+              <w:t xml:space="preserve">0.101</w:t>
             </w:r>
           </w:p>
         </w:tc>
@@ -745,7 +745,7 @@
                 <w:szCs w:val="14"/>
                 <w:color w:val="000000"/>
               </w:rPr>
-              <w:t xml:space="preserve">0.107</w:t>
+              <w:t xml:space="preserve">0.068</w:t>
             </w:r>
           </w:p>
         </w:tc>
@@ -800,7 +800,7 @@
                 <w:szCs w:val="14"/>
                 <w:color w:val="000000"/>
               </w:rPr>
-              <w:t xml:space="preserve">0.198</w:t>
+              <w:t xml:space="preserve">0.159</w:t>
             </w:r>
           </w:p>
         </w:tc>
@@ -855,7 +855,7 @@
                 <w:szCs w:val="14"/>
                 <w:color w:val="000000"/>
               </w:rPr>
-              <w:t xml:space="preserve">-0.004</w:t>
+              <w:t xml:space="preserve">-0.003</w:t>
             </w:r>
           </w:p>
         </w:tc>
@@ -910,7 +910,7 @@
                 <w:szCs w:val="14"/>
                 <w:color w:val="000000"/>
               </w:rPr>
-              <w:t xml:space="preserve">-0.029</w:t>
+              <w:t xml:space="preserve">-0.03</w:t>
             </w:r>
           </w:p>
         </w:tc>
@@ -1439,7 +1439,7 @@
                 <w:szCs w:val="16"/>
                 <w:color w:val="000000"/>
               </w:rPr>
-              <w:t xml:space="preserve">-4.163</w:t>
+              <w:t xml:space="preserve">-3.938</w:t>
             </w:r>
           </w:p>
         </w:tc>
@@ -1494,7 +1494,7 @@
                 <w:szCs w:val="16"/>
                 <w:color w:val="000000"/>
               </w:rPr>
-              <w:t xml:space="preserve">-0.307</w:t>
+              <w:t xml:space="preserve">0.07</w:t>
             </w:r>
           </w:p>
         </w:tc>
@@ -1549,7 +1549,7 @@
                 <w:szCs w:val="16"/>
                 <w:color w:val="000000"/>
               </w:rPr>
-              <w:t xml:space="preserve">-3.857</w:t>
+              <w:t xml:space="preserve">-3.623</w:t>
             </w:r>
           </w:p>
         </w:tc>
@@ -1604,7 +1604,7 @@
                 <w:szCs w:val="16"/>
                 <w:color w:val="000000"/>
               </w:rPr>
-              <w:t xml:space="preserve">-0.593</w:t>
+              <w:t xml:space="preserve">-0.247</w:t>
             </w:r>
           </w:p>
         </w:tc>
@@ -1659,7 +1659,7 @@
                 <w:szCs w:val="16"/>
                 <w:color w:val="000000"/>
               </w:rPr>
-              <w:t xml:space="preserve">0.195</w:t>
+              <w:t xml:space="preserve">0.137</w:t>
             </w:r>
           </w:p>
         </w:tc>

--- a/artifacts/Distributional_Fairness.docx
+++ b/artifacts/Distributional_Fairness.docx
@@ -580,7 +580,7 @@
                 <w:szCs w:val="14"/>
                 <w:color w:val="000000"/>
               </w:rPr>
-              <w:t xml:space="preserve">-1.999</w:t>
+              <w:t xml:space="preserve">-0.473</w:t>
             </w:r>
           </w:p>
         </w:tc>
@@ -635,7 +635,7 @@
                 <w:szCs w:val="14"/>
                 <w:color w:val="000000"/>
               </w:rPr>
-              <w:t xml:space="preserve">-0.119</w:t>
+              <w:t xml:space="preserve">-0.026</w:t>
             </w:r>
           </w:p>
         </w:tc>
@@ -690,7 +690,7 @@
                 <w:szCs w:val="14"/>
                 <w:color w:val="000000"/>
               </w:rPr>
-              <w:t xml:space="preserve">0.101</w:t>
+              <w:t xml:space="preserve">0.095</w:t>
             </w:r>
           </w:p>
         </w:tc>
@@ -745,7 +745,7 @@
                 <w:szCs w:val="14"/>
                 <w:color w:val="000000"/>
               </w:rPr>
-              <w:t xml:space="preserve">0.068</w:t>
+              <w:t xml:space="preserve">0.057</w:t>
             </w:r>
           </w:p>
         </w:tc>
@@ -800,7 +800,7 @@
                 <w:szCs w:val="14"/>
                 <w:color w:val="000000"/>
               </w:rPr>
-              <w:t xml:space="preserve">0.159</w:t>
+              <w:t xml:space="preserve">0.153</w:t>
             </w:r>
           </w:p>
         </w:tc>
@@ -855,7 +855,7 @@
                 <w:szCs w:val="14"/>
                 <w:color w:val="000000"/>
               </w:rPr>
-              <w:t xml:space="preserve">-0.003</w:t>
+              <w:t xml:space="preserve">-0.029</w:t>
             </w:r>
           </w:p>
         </w:tc>
@@ -910,7 +910,7 @@
                 <w:szCs w:val="14"/>
                 <w:color w:val="000000"/>
               </w:rPr>
-              <w:t xml:space="preserve">-0.03</w:t>
+              <w:t xml:space="preserve">-0.063</w:t>
             </w:r>
           </w:p>
         </w:tc>
@@ -965,7 +965,7 @@
                 <w:szCs w:val="14"/>
                 <w:color w:val="000000"/>
               </w:rPr>
-              <w:t xml:space="preserve">0</w:t>
+              <w:t xml:space="preserve">-0.006</w:t>
             </w:r>
           </w:p>
         </w:tc>
@@ -1439,7 +1439,7 @@
                 <w:szCs w:val="16"/>
                 <w:color w:val="000000"/>
               </w:rPr>
-              <w:t xml:space="preserve">-3.938</w:t>
+              <w:t xml:space="preserve">-2.82</w:t>
             </w:r>
           </w:p>
         </w:tc>
@@ -1494,7 +1494,7 @@
                 <w:szCs w:val="16"/>
                 <w:color w:val="000000"/>
               </w:rPr>
-              <w:t xml:space="preserve">0.07</w:t>
+              <w:t xml:space="preserve">2.016</w:t>
             </w:r>
           </w:p>
         </w:tc>
@@ -1549,7 +1549,7 @@
                 <w:szCs w:val="16"/>
                 <w:color w:val="000000"/>
               </w:rPr>
-              <w:t xml:space="preserve">-3.623</w:t>
+              <w:t xml:space="preserve">-2.488</w:t>
             </w:r>
           </w:p>
         </w:tc>
@@ -1604,7 +1604,7 @@
                 <w:szCs w:val="16"/>
                 <w:color w:val="000000"/>
               </w:rPr>
-              <w:t xml:space="preserve">-0.247</w:t>
+              <w:t xml:space="preserve">1.598</w:t>
             </w:r>
           </w:p>
         </w:tc>
@@ -1659,7 +1659,7 @@
                 <w:szCs w:val="16"/>
                 <w:color w:val="000000"/>
               </w:rPr>
-              <w:t xml:space="preserve">0.137</w:t>
+              <w:t xml:space="preserve">0.013</w:t>
             </w:r>
           </w:p>
         </w:tc>
